--- a/backend/data/corpus/DOC-20220115-045.docx
+++ b/backend/data/corpus/DOC-20220115-045.docx
@@ -63,7 +63,7 @@
           <w:b/>
           <w:sz w:val="21"/>
         </w:rPr>
-        <w:t>Viraj Corliss, MD, Lakeshore Neurological Care Center, Lexington, KY (AR)</w:t>
+        <w:t>Cormac Grierson, MD, Palmetto Neurology Institute, Buffalo, NY (RSM)</w:t>
       </w:r>
     </w:p>
     <w:p>
@@ -71,7 +71,7 @@
         <w:rPr>
           <w:sz w:val="21"/>
         </w:rPr>
-        <w:t>&gt; Stopped by at the nurses' station for a compressed conversation.</w:t>
+        <w:t>&gt; Mentioned a case series someone forwarded but did not raise any specific finding.</w:t>
       </w:r>
     </w:p>
     <w:p>
@@ -79,7 +79,7 @@
         <w:rPr>
           <w:sz w:val="21"/>
         </w:rPr>
-        <w:t>&gt; Referenced a case series someone forwarded in passing.</w:t>
+        <w:t>&gt; Described how the refractory group is triaged now compared with before.</w:t>
       </w:r>
     </w:p>
     <w:p>
@@ -87,7 +87,7 @@
         <w:rPr>
           <w:sz w:val="21"/>
         </w:rPr>
-        <w:t>&gt; Referral patterns into this clinic have changed, and the surgical workup list is a bigger share than it was.</w:t>
+        <w:t>&gt; Compared notes on which sessions were worth the time.</w:t>
       </w:r>
     </w:p>
     <w:p>
@@ -95,15 +95,7 @@
         <w:rPr>
           <w:sz w:val="21"/>
         </w:rPr>
-        <w:t>&gt; Monitoring intervals during titration are set by clinic routine here rather than by protocol.</w:t>
-      </w:r>
-    </w:p>
-    <w:p>
-      <w:r>
-        <w:rPr>
-          <w:sz w:val="21"/>
-        </w:rPr>
-        <w:t>&gt; Most of the discussion was about the prior-authorization workflow, which changed again last month.</w:t>
+        <w:t>&gt; Benefit verification is the step that most often delays a start here.</w:t>
       </w:r>
     </w:p>
     <w:p>
@@ -119,7 +111,7 @@
           <w:b/>
           <w:sz w:val="21"/>
         </w:rPr>
-        <w:t>Bastian Pemberton, MD, Granite Bay Epilepsy Center, Jackson, MS (RSM)</w:t>
+        <w:t>Kenji Dunmore, MD, Windrow Neuroscience Center, Manchester, NH (RSM)</w:t>
       </w:r>
     </w:p>
     <w:p>
@@ -127,7 +119,7 @@
         <w:rPr>
           <w:sz w:val="21"/>
         </w:rPr>
-        <w:t>&gt; An unexpectedly long visit in the back office; the schedule was tight.</w:t>
+        <w:t>&gt; Closed there — no product discussion.</w:t>
       </w:r>
     </w:p>
     <w:p>
@@ -135,7 +127,7 @@
         <w:rPr>
           <w:sz w:val="21"/>
         </w:rPr>
-        <w:t>&gt; Clinic throughput has stretched out since the summer, which shapes how much time there is for anything else.</w:t>
+        <w:t>&gt; The composition of the older half of the panel has shifted over the last year or two.</w:t>
       </w:r>
     </w:p>
     <w:p>
@@ -143,23 +135,7 @@
         <w:rPr>
           <w:sz w:val="21"/>
         </w:rPr>
-        <w:t>&gt; The practice lost the clinic pharmacist and has not backfilled, so the referral queue keeps slipping.</w:t>
-      </w:r>
-    </w:p>
-    <w:p>
-      <w:r>
-        <w:rPr>
-          <w:sz w:val="21"/>
-        </w:rPr>
-        <w:t>&gt; The appeals process has improved somewhat, which came up as a general frustration.</w:t>
-      </w:r>
-    </w:p>
-    <w:p>
-      <w:r>
-        <w:rPr>
-          <w:sz w:val="21"/>
-        </w:rPr>
-        <w:t>&gt; Formulary placement was the only product-adjacent topic, and only in general terms.</w:t>
+        <w:t>&gt; The appeals process remains the slowest step, which came up as a general frustration.</w:t>
       </w:r>
     </w:p>
     <w:p>
@@ -175,7 +151,7 @@
           <w:b/>
           <w:sz w:val="21"/>
         </w:rPr>
-        <w:t>Selin Danforth, MD, Willowmere Neuroscience Center, Bakersfield, CA (RSM)</w:t>
+        <w:t>Darius Kirkpatrick, MD, Ironwood Neurology Associates, Akron, OH (RSM)</w:t>
       </w:r>
     </w:p>
     <w:p>
@@ -183,7 +159,7 @@
         <w:rPr>
           <w:sz w:val="21"/>
         </w:rPr>
-        <w:t>&gt; Benefit verification is the step that most often delays a start here.</w:t>
+        <w:t>&gt; The new charting templates is still being sorted out, and that took up teh first part of the conversation.</w:t>
       </w:r>
     </w:p>
     <w:p>
@@ -191,7 +167,7 @@
         <w:rPr>
           <w:sz w:val="21"/>
         </w:rPr>
-        <w:t>&gt; Clinic throughput is slowly recovering since the summer, which shapes how much time there is for anything else.</w:t>
+        <w:t>&gt; Referenced a review that circulated on teh service in passing.</w:t>
       </w:r>
     </w:p>
     <w:p>
@@ -199,7 +175,7 @@
         <w:rPr>
           <w:sz w:val="21"/>
         </w:rPr>
-        <w:t>&gt; Described the practice as early in its experience here, with nothing to report yet.</w:t>
+        <w:t>&gt; Noted that coverage paperwork has improved somewhat adn that this is not specific to any one product.</w:t>
       </w:r>
     </w:p>
     <w:p>
@@ -207,7 +183,7 @@
         <w:rPr>
           <w:sz w:val="21"/>
         </w:rPr>
-        <w:t>&gt; Referenced a review that circulated on the service in passing.</w:t>
+        <w:t>&gt; Described a preference for slower titration in general, unrelated to any particular patient.</w:t>
       </w:r>
     </w:p>
     <w:p>
@@ -215,7 +191,7 @@
         <w:rPr>
           <w:sz w:val="21"/>
         </w:rPr>
-        <w:t>&gt; Titration habits came up in general terms; no specifics were discussed and none were offered.</w:t>
+        <w:t>&gt; Most of teh discussion was about the referral intake process, which has not settled.</w:t>
       </w:r>
     </w:p>
     <w:p>
@@ -231,7 +207,7 @@
           <w:b/>
           <w:sz w:val="21"/>
         </w:rPr>
-        <w:t>Camila Larkspur, MD, Kestrel Comprehensive Epilepsy Clinic, Little Rock, AR (RSM)</w:t>
+        <w:t>Jaromir Merriwether, MD, Sable Creek Medical Group, Buffalo, NY (RSM)</w:t>
       </w:r>
     </w:p>
     <w:p>
@@ -239,7 +215,7 @@
         <w:rPr>
           <w:sz w:val="21"/>
         </w:rPr>
-        <w:t>&gt; Stopped by in the conference room for a brief conversation.</w:t>
+        <w:t>&gt; Stopped by over a quick coffee for a rushed conversation.</w:t>
       </w:r>
     </w:p>
     <w:p>
@@ -247,23 +223,7 @@
         <w:rPr>
           <w:sz w:val="21"/>
         </w:rPr>
-        <w:t>&gt; Onboarding the clinic pharmacist is the current preoccupation here.</w:t>
-      </w:r>
-    </w:p>
-    <w:p>
-      <w:r>
-        <w:rPr>
-          <w:sz w:val="21"/>
-        </w:rPr>
-        <w:t>&gt; Mentioned a case series someone forwarded but did not raise any specific finding.</w:t>
-      </w:r>
-    </w:p>
-    <w:p>
-      <w:r>
-        <w:rPr>
-          <w:sz w:val="21"/>
-        </w:rPr>
-        <w:t>&gt; Nothing that needed follow-up. Safety items asked about and confirmed none.</w:t>
+        <w:t>&gt; Asked whether I had seen a session summary from a colleague; I had not, and offered nothing in return.</w:t>
       </w:r>
     </w:p>
     <w:p>
@@ -287,7 +247,7 @@
           <w:b/>
           <w:sz w:val="21"/>
         </w:rPr>
-        <w:t>Yannick Nakagawa, MD, Granite Bay Epilepsy Center, Toledo, OH (RSM)</w:t>
+        <w:t>Victor Salas, MD, Hill Country Neuroscience Institute, Austin, TX (RSM)</w:t>
       </w:r>
     </w:p>
     <w:p>
@@ -295,7 +255,7 @@
         <w:rPr>
           <w:sz w:val="21"/>
         </w:rPr>
-        <w:t>&gt; The referral intake process is still being sorted out, and that took up the first part of the conversation.</w:t>
+        <w:t>&gt; Caught a short window in the conference room between patients.</w:t>
       </w:r>
     </w:p>
     <w:p>
@@ -303,159 +263,7 @@
         <w:rPr>
           <w:sz w:val="21"/>
         </w:rPr>
-        <w:t>&gt; Asked whether I would be at the meeting later this year.</w:t>
-      </w:r>
-    </w:p>
-    <w:p>
-      <w:r>
-        <w:rPr>
-          <w:sz w:val="21"/>
-        </w:rPr>
-        <w:t>&gt; Titration scheduling is handled by nursing staff, which the practice finds workable.</w:t>
-      </w:r>
-    </w:p>
-    <w:p>
-      <w:r>
-        <w:rPr>
-          <w:sz w:val="21"/>
-        </w:rPr>
-        <w:t>&gt; Referral patterns into this clinic have changed, and the surgical workup list is a bigger share than it was.</w:t>
-      </w:r>
-    </w:p>
-    <w:p>
-      <w:r>
-        <w:rPr>
-          <w:sz w:val="21"/>
-        </w:rPr>
-      </w:r>
-    </w:p>
-    <w:p>
-      <w:r>
-        <w:rPr>
-          <w:b/>
-          <w:sz w:val="21"/>
-        </w:rPr>
-        <w:t>Ulrike Eversholt, MD, Thornfield Regional Epilepsy Program, Portland, ME (AR)</w:t>
-      </w:r>
-    </w:p>
-    <w:p>
-      <w:r>
-        <w:rPr>
-          <w:sz w:val="21"/>
-        </w:rPr>
-        <w:t>&gt; An unexpectedly long conversation in the workroom, mostly logistics.</w:t>
-      </w:r>
-    </w:p>
-    <w:p>
-      <w:r>
-        <w:rPr>
-          <w:sz w:val="21"/>
-        </w:rPr>
-        <w:t>&gt; Asked about my travel schedule, since visits keep landing on the busiest clinic days.</w:t>
-      </w:r>
-    </w:p>
-    <w:p>
-      <w:r>
-        <w:rPr>
-          <w:sz w:val="21"/>
-        </w:rPr>
-        <w:t>&gt; The practice lost a rotating resident and has not backfilled, so the referral queue looks better than last year.</w:t>
-      </w:r>
-    </w:p>
-    <w:p>
-      <w:r>
-        <w:rPr>
-          <w:sz w:val="21"/>
-        </w:rPr>
-        <w:t>&gt; Spent some time on the refractory group and how workup decisions get sequenced.</w:t>
-      </w:r>
-    </w:p>
-    <w:p>
-      <w:r>
-        <w:rPr>
-          <w:sz w:val="21"/>
-        </w:rPr>
-        <w:t>&gt; Mentioned a session summary from a colleague but did not raise any specific finding.</w:t>
-      </w:r>
-    </w:p>
-    <w:p>
-      <w:r>
-        <w:rPr>
-          <w:sz w:val="21"/>
-        </w:rPr>
-      </w:r>
-    </w:p>
-    <w:p>
-      <w:r>
-        <w:rPr>
-          <w:b/>
-          <w:sz w:val="21"/>
-        </w:rPr>
-        <w:t>Gemma Steinmetz, MD, Vantage Park Regional Epilepsy Program, Chattanooga, TN (RSM)</w:t>
-      </w:r>
-    </w:p>
-    <w:p>
-      <w:r>
-        <w:rPr>
-          <w:sz w:val="21"/>
-        </w:rPr>
-        <w:t>&gt; A short meeting in the conference room, first one this quarter.</w:t>
-      </w:r>
-    </w:p>
-    <w:p>
-      <w:r>
-        <w:rPr>
-          <w:sz w:val="21"/>
-        </w:rPr>
-        <w:t>&gt; Described a preference for slower titration in general, unrelated to any particular patient.</w:t>
-      </w:r>
-    </w:p>
-    <w:p>
-      <w:r>
-        <w:rPr>
-          <w:sz w:val="21"/>
-        </w:rPr>
-        <w:t>&gt; Referral patterns into this clinic have changed, and the surgical workup list is a bigger share than it was.</w:t>
-      </w:r>
-    </w:p>
-    <w:p>
-      <w:r>
-        <w:rPr>
-          <w:sz w:val="21"/>
-        </w:rPr>
-        <w:t>&gt; This practice is still building familiarity with the product and had no clinical points to raise.</w:t>
-      </w:r>
-    </w:p>
-    <w:p>
-      <w:r>
-        <w:rPr>
-          <w:sz w:val="21"/>
-        </w:rPr>
-      </w:r>
-    </w:p>
-    <w:p>
-      <w:r>
-        <w:rPr>
-          <w:b/>
-          <w:sz w:val="21"/>
-        </w:rPr>
-        <w:t>Omar Haddad, MD, Beacon Hill Epilepsy Center, Providence, RI (RSM)</w:t>
-      </w:r>
-    </w:p>
-    <w:p>
-      <w:r>
-        <w:rPr>
-          <w:sz w:val="21"/>
-        </w:rPr>
-        <w:t>&gt; Routine follow-up slots is slowly recovering since the summer, which shapes how much time there is for anything else.</w:t>
-      </w:r>
-    </w:p>
-    <w:p>
-      <w:r>
-        <w:rPr>
-          <w:sz w:val="21"/>
-        </w:rPr>
-        <w:t>&gt; Referral patterns into this clinic have changed, and the refractory group is a bigger share than it was.</w:t>
+        <w:t>&gt; The travel schedule this year came up, and little else.</w:t>
       </w:r>
     </w:p>
     <w:p>
@@ -464,62 +272,6 @@
           <w:sz w:val="21"/>
         </w:rPr>
         <w:t>&gt; Described the practice as early in its experience here, with nothing to report yet.</w:t>
-      </w:r>
-    </w:p>
-    <w:p>
-      <w:r>
-        <w:rPr>
-          <w:sz w:val="21"/>
-        </w:rPr>
-        <w:t>&gt; Asked whether I would be at the meeting later this year.</w:t>
-      </w:r>
-    </w:p>
-    <w:p>
-      <w:r>
-        <w:rPr>
-          <w:sz w:val="21"/>
-        </w:rPr>
-        <w:t>&gt; Asked whether I had seen a session summary from a colleague; I had not, and offered nothing in return.</w:t>
-      </w:r>
-    </w:p>
-    <w:p>
-      <w:r>
-        <w:rPr>
-          <w:sz w:val="21"/>
-        </w:rPr>
-      </w:r>
-    </w:p>
-    <w:p>
-      <w:r>
-        <w:rPr>
-          <w:b/>
-          <w:sz w:val="21"/>
-        </w:rPr>
-        <w:t>Renee Calloway, MD, Palmetto Neurology Associates, Charleston, SC (RSM)</w:t>
-      </w:r>
-    </w:p>
-    <w:p>
-      <w:r>
-        <w:rPr>
-          <w:sz w:val="21"/>
-        </w:rPr>
-        <w:t>&gt; An unexpectedly long meeting between clinic blocks, first one this quarter.</w:t>
-      </w:r>
-    </w:p>
-    <w:p>
-      <w:r>
-        <w:rPr>
-          <w:sz w:val="21"/>
-        </w:rPr>
-        <w:t>&gt; Spent some time on teh surgical workup list and how workup decisions get sequenced.</w:t>
-      </w:r>
-    </w:p>
-    <w:p>
-      <w:r>
-        <w:rPr>
-          <w:sz w:val="21"/>
-        </w:rPr>
-        <w:t>&gt; Agreed to reconnect at a follow-up appointment; no product discussion.</w:t>
       </w:r>
     </w:p>
     <w:p>
@@ -543,7 +295,143 @@
         <w:rPr>
           <w:sz w:val="21"/>
         </w:rPr>
-        <w:t>&gt; Stopped by in the workroom for a twenty-minute conversation.</w:t>
+        <w:t>&gt; An unhurried meeting between clinic blocks, first one this quarter.</w:t>
+      </w:r>
+    </w:p>
+    <w:p>
+      <w:r>
+        <w:rPr>
+          <w:sz w:val="21"/>
+        </w:rPr>
+        <w:t>&gt; The travel schedule this year came up, and little else.</w:t>
+      </w:r>
+    </w:p>
+    <w:p>
+      <w:r>
+        <w:rPr>
+          <w:sz w:val="21"/>
+        </w:rPr>
+        <w:t>&gt; Onboarding two medical assistants is the current preoccupation here.</w:t>
+      </w:r>
+    </w:p>
+    <w:p>
+      <w:r>
+        <w:rPr>
+          <w:sz w:val="21"/>
+        </w:rPr>
+      </w:r>
+    </w:p>
+    <w:p>
+      <w:r>
+        <w:rPr>
+          <w:b/>
+          <w:sz w:val="21"/>
+        </w:rPr>
+        <w:t>Delphine Dunmore, MD, Windrow Neuroscience Center, Wichita, KS (AR)</w:t>
+      </w:r>
+    </w:p>
+    <w:p>
+      <w:r>
+        <w:rPr>
+          <w:sz w:val="21"/>
+        </w:rPr>
+        <w:t>&gt; Caught a full window in the back office between patients.</w:t>
+      </w:r>
+    </w:p>
+    <w:p>
+      <w:r>
+        <w:rPr>
+          <w:sz w:val="21"/>
+        </w:rPr>
+        <w:t>&gt; Left it at that, with the next visit to be scheduled.</w:t>
+      </w:r>
+    </w:p>
+    <w:p>
+      <w:r>
+        <w:rPr>
+          <w:sz w:val="21"/>
+        </w:rPr>
+        <w:t>&gt; Benefit verification is the step that most often delays a start here.</w:t>
+      </w:r>
+    </w:p>
+    <w:p>
+      <w:r>
+        <w:rPr>
+          <w:sz w:val="21"/>
+        </w:rPr>
+      </w:r>
+    </w:p>
+    <w:p>
+      <w:r>
+        <w:rPr>
+          <w:b/>
+          <w:sz w:val="21"/>
+        </w:rPr>
+        <w:t>Wilhelmina Eastmond, MD, Fox Hollow Neurology Partners, Tucson, AZ (RSM)</w:t>
+      </w:r>
+    </w:p>
+    <w:p>
+      <w:r>
+        <w:rPr>
+          <w:sz w:val="21"/>
+        </w:rPr>
+        <w:t>&gt; The appeals process takes longer than teh clinical decision, which came up as a general frustration.</w:t>
+      </w:r>
+    </w:p>
+    <w:p>
+      <w:r>
+        <w:rPr>
+          <w:sz w:val="21"/>
+        </w:rPr>
+        <w:t>&gt; Mostly small talk about teh program and the venue.</w:t>
+      </w:r>
+    </w:p>
+    <w:p>
+      <w:r>
+        <w:rPr>
+          <w:sz w:val="21"/>
+        </w:rPr>
+        <w:t>&gt; Spent some time on teh refractory group and how workup decisions get sequenced.</w:t>
+      </w:r>
+    </w:p>
+    <w:p>
+      <w:r>
+        <w:rPr>
+          <w:sz w:val="21"/>
+        </w:rPr>
+        <w:t>&gt; Closed there — no materials requested.</w:t>
+      </w:r>
+    </w:p>
+    <w:p>
+      <w:r>
+        <w:rPr>
+          <w:sz w:val="21"/>
+        </w:rPr>
+      </w:r>
+    </w:p>
+    <w:p>
+      <w:r>
+        <w:rPr>
+          <w:b/>
+          <w:sz w:val="21"/>
+        </w:rPr>
+        <w:t>Rasmus Galbraith, MD, Marbury Neurological Care Center, Trenton, NJ (RSM)</w:t>
+      </w:r>
+    </w:p>
+    <w:p>
+      <w:r>
+        <w:rPr>
+          <w:sz w:val="21"/>
+        </w:rPr>
+        <w:t>&gt; Caught a brief window in the back office between patients.</w:t>
+      </w:r>
+    </w:p>
+    <w:p>
+      <w:r>
+        <w:rPr>
+          <w:sz w:val="21"/>
+        </w:rPr>
+        <w:t>&gt; Mentioned a case series someone forwarded but did not raise any specific finding.</w:t>
       </w:r>
     </w:p>
     <w:p>
@@ -559,7 +447,55 @@
         <w:rPr>
           <w:sz w:val="21"/>
         </w:rPr>
-        <w:t>&gt; Onboarding a front-desk coordinator is the current preoccupation here.</w:t>
+        <w:t>&gt; No product discussion this time. Asked about safety and confirmed nothing to report.</w:t>
+      </w:r>
+    </w:p>
+    <w:p>
+      <w:r>
+        <w:rPr>
+          <w:sz w:val="21"/>
+        </w:rPr>
+      </w:r>
+    </w:p>
+    <w:p>
+      <w:r>
+        <w:rPr>
+          <w:b/>
+          <w:sz w:val="21"/>
+        </w:rPr>
+        <w:t>Mateo Zeitler, MD, Northbrook Neurology Institute, Fayetteville, NC (RSM)</w:t>
+      </w:r>
+    </w:p>
+    <w:p>
+      <w:r>
+        <w:rPr>
+          <w:sz w:val="21"/>
+        </w:rPr>
+        <w:t>&gt; Caught an unhurried window in the reading room between patients.</w:t>
+      </w:r>
+    </w:p>
+    <w:p>
+      <w:r>
+        <w:rPr>
+          <w:sz w:val="21"/>
+        </w:rPr>
+        <w:t>&gt; Closed there — no product discussion.</w:t>
+      </w:r>
+    </w:p>
+    <w:p>
+      <w:r>
+        <w:rPr>
+          <w:sz w:val="21"/>
+        </w:rPr>
+        <w:t>&gt; Asked whether I would be at the meeting later this year.</w:t>
+      </w:r>
+    </w:p>
+    <w:p>
+      <w:r>
+        <w:rPr>
+          <w:sz w:val="21"/>
+        </w:rPr>
+        <w:t>&gt; Mentioned a review that circulated on the service but did not raise any specific finding.</w:t>
       </w:r>
     </w:p>
     <w:p>
